--- a/Postenblaetter/09JKL8MNP1.docx
+++ b/Postenblaetter/09JKL8MNP1.docx
@@ -27,86 +27,26 @@
     <w:p>
       <w:pPr>
         <w:pStyle w:val="1EbeneStandarttext"/>
-        <w:rPr>
-          <w:bCs/>
-        </w:rPr>
-      </w:pPr>
-      <w:r>
-        <w:rPr>
-          <w:bCs/>
-        </w:rPr>
-        <w:t>In welcher Reihenfolge darf gefahren werden?</w:t>
-      </w:r>
+      </w:pPr>
     </w:p>
     <w:p>
       <w:pPr>
         <w:pStyle w:val="1EbeneStandarttext"/>
         <w:rPr>
-          <w:bCs/>
-        </w:rPr>
-      </w:pPr>
+          <w:color w:val="EE0000"/>
+        </w:rPr>
+      </w:pPr>
+      <w:r>
+        <w:rPr>
+          <w:color w:val="EE0000"/>
+        </w:rPr>
+        <w:t>Diese Lösungen sind mittels eines Transits über eine andere Teilgruppe an die Zentrale zu übermitteln (Zusatzpunkte)</w:t>
+      </w:r>
     </w:p>
     <w:p>
       <w:pPr>
         <w:pStyle w:val="1EbeneStandarttext"/>
       </w:pPr>
-      <w:r>
-        <w:rPr>
-          <w:noProof/>
-          <w:u w:val="none"/>
-        </w:rPr>
-        <w:drawing>
-          <wp:inline distT="0" distB="0" distL="0" distR="0" wp14:anchorId="6C6CFDB6" wp14:editId="60BBC017">
-            <wp:extent cx="2647950" cy="1543050"/>
-            <wp:effectExtent l="0" t="0" r="0" b="0"/>
-            <wp:docPr id="1760496867" name="Grafik 2" descr="Ein Bild, das Zeichnung, Kunst, Kinderkunst, Entwurf enthält.&#10;&#10;KI-generierte Inhalte können fehlerhaft sein."/>
-            <wp:cNvGraphicFramePr>
-              <a:graphicFrameLocks xmlns:a="http://schemas.openxmlformats.org/drawingml/2006/main" noChangeAspect="1"/>
-            </wp:cNvGraphicFramePr>
-            <a:graphic xmlns:a="http://schemas.openxmlformats.org/drawingml/2006/main">
-              <a:graphicData uri="http://schemas.openxmlformats.org/drawingml/2006/picture">
-                <pic:pic xmlns:pic="http://schemas.openxmlformats.org/drawingml/2006/picture">
-                  <pic:nvPicPr>
-                    <pic:cNvPr id="0" name="Picture 6" descr="Ein Bild, das Zeichnung, Kunst, Kinderkunst, Entwurf enthält.&#10;&#10;KI-generierte Inhalte können fehlerhaft sein."/>
-                    <pic:cNvPicPr>
-                      <a:picLocks noChangeAspect="1" noChangeArrowheads="1"/>
-                    </pic:cNvPicPr>
-                  </pic:nvPicPr>
-                  <pic:blipFill>
-                    <a:blip r:embed="rId11">
-                      <a:extLst>
-                        <a:ext uri="{28A0092B-C50C-407E-A947-70E740481C1C}">
-                          <a14:useLocalDpi xmlns:a14="http://schemas.microsoft.com/office/drawing/2010/main" val="0"/>
-                        </a:ext>
-                      </a:extLst>
-                    </a:blip>
-                    <a:srcRect/>
-                    <a:stretch>
-                      <a:fillRect/>
-                    </a:stretch>
-                  </pic:blipFill>
-                  <pic:spPr bwMode="auto">
-                    <a:xfrm>
-                      <a:off x="0" y="0"/>
-                      <a:ext cx="2647950" cy="1543050"/>
-                    </a:xfrm>
-                    <a:prstGeom prst="rect">
-                      <a:avLst/>
-                    </a:prstGeom>
-                    <a:noFill/>
-                    <a:ln>
-                      <a:noFill/>
-                    </a:ln>
-                  </pic:spPr>
-                </pic:pic>
-              </a:graphicData>
-            </a:graphic>
-          </wp:inline>
-        </w:drawing>
-      </w:r>
-      <w:r>
-        <w:t> </w:t>
-      </w:r>
     </w:p>
     <w:p>
       <w:pPr>
@@ -116,36 +56,244 @@
     <w:p>
       <w:pPr>
         <w:pStyle w:val="1EbeneStandarttext"/>
-      </w:pPr>
-      <w:r>
-        <w:t>__________________________________________________________________________</w:t>
+        <w:rPr>
+          <w:bCs/>
+        </w:rPr>
+      </w:pPr>
+      <w:r>
+        <w:rPr>
+          <w:bCs/>
+        </w:rPr>
+        <w:t>3cm auf einer 1:50'000 Karte </w:t>
       </w:r>
     </w:p>
     <w:p>
       <w:pPr>
         <w:pStyle w:val="1EbeneStandarttext"/>
       </w:pPr>
+      <w:r>
+        <w:t> </w:t>
+      </w:r>
     </w:p>
     <w:p>
       <w:pPr>
         <w:pStyle w:val="1EbeneStandarttext"/>
         <w:rPr>
+          <w:u w:val="none"/>
+        </w:rPr>
+      </w:pPr>
+      <w:r>
+        <w:rPr>
           <w:bCs/>
-        </w:rPr>
-      </w:pPr>
-      <w:r>
-        <w:rPr>
-          <w:bCs/>
-        </w:rPr>
-        <w:t>3cm auf einer 1:50'000 Karte </w:t>
+          <w:u w:val="none"/>
+        </w:rPr>
+        <w:t>[  ]</w:t>
+      </w:r>
+      <w:r>
+        <w:rPr>
+          <w:u w:val="none"/>
+        </w:rPr>
+        <w:t> </w:t>
+      </w:r>
+      <w:r>
+        <w:rPr>
+          <w:b w:val="0"/>
+          <w:u w:val="none"/>
+        </w:rPr>
+        <w:t>1’500m</w:t>
+      </w:r>
+      <w:r>
+        <w:rPr>
+          <w:b w:val="0"/>
+          <w:u w:val="none"/>
+        </w:rPr>
+        <w:tab/>
+      </w:r>
+      <w:r>
+        <w:rPr>
+          <w:b w:val="0"/>
+          <w:u w:val="none"/>
+        </w:rPr>
+        <w:tab/>
+      </w:r>
+      <w:r>
+        <w:rPr>
+          <w:b w:val="0"/>
+          <w:u w:val="none"/>
+        </w:rPr>
+        <w:tab/>
+      </w:r>
+      <w:r>
+        <w:rPr>
+          <w:b w:val="0"/>
+          <w:u w:val="none"/>
+        </w:rPr>
+        <w:tab/>
+      </w:r>
+      <w:r>
+        <w:rPr>
+          <w:b w:val="0"/>
+          <w:u w:val="none"/>
+        </w:rPr>
+        <w:tab/>
+      </w:r>
+      <w:r>
+        <w:rPr>
+          <w:b w:val="0"/>
+          <w:u w:val="none"/>
+        </w:rPr>
+        <w:tab/>
+      </w:r>
+      <w:r>
+        <w:rPr>
+          <w:b w:val="0"/>
+          <w:u w:val="none"/>
+        </w:rPr>
+        <w:tab/>
+      </w:r>
+      <w:r>
+        <w:rPr>
+          <w:b w:val="0"/>
+          <w:u w:val="none"/>
+        </w:rPr>
+        <w:tab/>
+        <w:t> </w:t>
+      </w:r>
+      <w:r>
+        <w:rPr>
+          <w:b w:val="0"/>
+          <w:u w:val="none"/>
+        </w:rPr>
+        <w:tab/>
+      </w:r>
+      <w:r>
+        <w:rPr>
+          <w:b w:val="0"/>
+          <w:u w:val="none"/>
+        </w:rPr>
+        <w:tab/>
+      </w:r>
+      <w:r>
+        <w:rPr>
+          <w:b w:val="0"/>
+          <w:u w:val="none"/>
+        </w:rPr>
+        <w:tab/>
+        <w:t>A</w:t>
+      </w:r>
+      <w:r>
+        <w:rPr>
+          <w:u w:val="none"/>
+        </w:rPr>
+        <w:t> </w:t>
       </w:r>
     </w:p>
     <w:p>
       <w:pPr>
         <w:pStyle w:val="1EbeneStandarttext"/>
-      </w:pPr>
-      <w:r>
+        <w:rPr>
+          <w:b w:val="0"/>
+          <w:u w:val="none"/>
+        </w:rPr>
+      </w:pPr>
+      <w:r>
+        <w:rPr>
+          <w:bCs/>
+          <w:u w:val="none"/>
+        </w:rPr>
+        <w:t>[  ]</w:t>
+      </w:r>
+      <w:r>
+        <w:rPr>
+          <w:u w:val="none"/>
+        </w:rPr>
         <w:t> </w:t>
+      </w:r>
+      <w:r>
+        <w:rPr>
+          <w:b w:val="0"/>
+          <w:u w:val="none"/>
+        </w:rPr>
+        <w:t>300m</w:t>
+      </w:r>
+      <w:r>
+        <w:rPr>
+          <w:b w:val="0"/>
+          <w:u w:val="none"/>
+        </w:rPr>
+        <w:tab/>
+      </w:r>
+      <w:r>
+        <w:rPr>
+          <w:b w:val="0"/>
+          <w:u w:val="none"/>
+        </w:rPr>
+        <w:tab/>
+      </w:r>
+      <w:r>
+        <w:rPr>
+          <w:b w:val="0"/>
+          <w:u w:val="none"/>
+        </w:rPr>
+        <w:tab/>
+      </w:r>
+      <w:r>
+        <w:rPr>
+          <w:b w:val="0"/>
+          <w:u w:val="none"/>
+        </w:rPr>
+        <w:tab/>
+      </w:r>
+      <w:r>
+        <w:rPr>
+          <w:b w:val="0"/>
+          <w:u w:val="none"/>
+        </w:rPr>
+        <w:tab/>
+      </w:r>
+      <w:r>
+        <w:rPr>
+          <w:b w:val="0"/>
+          <w:u w:val="none"/>
+        </w:rPr>
+        <w:tab/>
+      </w:r>
+      <w:r>
+        <w:rPr>
+          <w:b w:val="0"/>
+          <w:u w:val="none"/>
+        </w:rPr>
+        <w:tab/>
+      </w:r>
+      <w:r>
+        <w:rPr>
+          <w:b w:val="0"/>
+          <w:u w:val="none"/>
+        </w:rPr>
+        <w:tab/>
+        <w:t> </w:t>
+      </w:r>
+      <w:r>
+        <w:rPr>
+          <w:b w:val="0"/>
+          <w:u w:val="none"/>
+        </w:rPr>
+        <w:tab/>
+      </w:r>
+      <w:r>
+        <w:rPr>
+          <w:b w:val="0"/>
+          <w:u w:val="none"/>
+        </w:rPr>
+        <w:tab/>
+      </w:r>
+      <w:r>
+        <w:rPr>
+          <w:b w:val="0"/>
+          <w:u w:val="none"/>
+        </w:rPr>
+        <w:tab/>
+        <w:t>V </w:t>
       </w:r>
     </w:p>
     <w:p>
@@ -155,7 +303,6 @@
           <w:u w:val="none"/>
         </w:rPr>
       </w:pPr>
-      <w:proofErr w:type="gramStart"/>
       <w:r>
         <w:rPr>
           <w:bCs/>
@@ -163,7 +310,6 @@
         </w:rPr>
         <w:t>[  ]</w:t>
       </w:r>
-      <w:proofErr w:type="gramEnd"/>
       <w:r>
         <w:rPr>
           <w:u w:val="none"/>
@@ -175,7 +321,7 @@
           <w:b w:val="0"/>
           <w:u w:val="none"/>
         </w:rPr>
-        <w:t>1’500m</w:t>
+        <w:t>3’000m</w:t>
       </w:r>
       <w:r>
         <w:rPr>
@@ -254,232 +400,20 @@
           <w:u w:val="none"/>
         </w:rPr>
         <w:tab/>
-        <w:t>A</w:t>
-      </w:r>
-      <w:r>
-        <w:rPr>
-          <w:u w:val="none"/>
-        </w:rPr>
-        <w:t> </w:t>
+        <w:t>Q </w:t>
       </w:r>
     </w:p>
     <w:p>
       <w:pPr>
         <w:pStyle w:val="1EbeneStandarttext"/>
-        <w:rPr>
-          <w:b w:val="0"/>
-          <w:u w:val="none"/>
-        </w:rPr>
-      </w:pPr>
-      <w:proofErr w:type="gramStart"/>
-      <w:r>
-        <w:rPr>
-          <w:bCs/>
-          <w:u w:val="none"/>
-        </w:rPr>
-        <w:t>[  ]</w:t>
-      </w:r>
-      <w:proofErr w:type="gramEnd"/>
-      <w:r>
-        <w:rPr>
-          <w:u w:val="none"/>
-        </w:rPr>
-        <w:t> </w:t>
-      </w:r>
-      <w:r>
-        <w:rPr>
-          <w:b w:val="0"/>
-          <w:u w:val="none"/>
-        </w:rPr>
-        <w:t>300m</w:t>
-      </w:r>
-      <w:r>
-        <w:rPr>
-          <w:b w:val="0"/>
-          <w:u w:val="none"/>
-        </w:rPr>
-        <w:tab/>
-      </w:r>
-      <w:r>
-        <w:rPr>
-          <w:b w:val="0"/>
-          <w:u w:val="none"/>
-        </w:rPr>
-        <w:tab/>
-      </w:r>
-      <w:r>
-        <w:rPr>
-          <w:b w:val="0"/>
-          <w:u w:val="none"/>
-        </w:rPr>
-        <w:tab/>
-      </w:r>
-      <w:r>
-        <w:rPr>
-          <w:b w:val="0"/>
-          <w:u w:val="none"/>
-        </w:rPr>
-        <w:tab/>
-      </w:r>
-      <w:r>
-        <w:rPr>
-          <w:b w:val="0"/>
-          <w:u w:val="none"/>
-        </w:rPr>
-        <w:tab/>
-      </w:r>
-      <w:r>
-        <w:rPr>
-          <w:b w:val="0"/>
-          <w:u w:val="none"/>
-        </w:rPr>
-        <w:tab/>
-      </w:r>
-      <w:r>
-        <w:rPr>
-          <w:b w:val="0"/>
-          <w:u w:val="none"/>
-        </w:rPr>
-        <w:tab/>
-      </w:r>
-      <w:r>
-        <w:rPr>
-          <w:b w:val="0"/>
-          <w:u w:val="none"/>
-        </w:rPr>
-        <w:tab/>
-        <w:t> </w:t>
-      </w:r>
-      <w:r>
-        <w:rPr>
-          <w:b w:val="0"/>
-          <w:u w:val="none"/>
-        </w:rPr>
-        <w:tab/>
-      </w:r>
-      <w:r>
-        <w:rPr>
-          <w:b w:val="0"/>
-          <w:u w:val="none"/>
-        </w:rPr>
-        <w:tab/>
-      </w:r>
-      <w:r>
-        <w:rPr>
-          <w:b w:val="0"/>
-          <w:u w:val="none"/>
-        </w:rPr>
-        <w:tab/>
-        <w:t>V </w:t>
-      </w:r>
+      </w:pPr>
     </w:p>
     <w:p>
       <w:pPr>
         <w:pStyle w:val="1EbeneStandarttext"/>
-        <w:rPr>
-          <w:u w:val="none"/>
-        </w:rPr>
-      </w:pPr>
-      <w:proofErr w:type="gramStart"/>
-      <w:r>
-        <w:rPr>
-          <w:bCs/>
-          <w:u w:val="none"/>
-        </w:rPr>
-        <w:t>[  ]</w:t>
-      </w:r>
-      <w:proofErr w:type="gramEnd"/>
-      <w:r>
-        <w:rPr>
-          <w:u w:val="none"/>
-        </w:rPr>
-        <w:t> </w:t>
-      </w:r>
-      <w:r>
-        <w:rPr>
-          <w:b w:val="0"/>
-          <w:u w:val="none"/>
-        </w:rPr>
-        <w:t>3’000m</w:t>
-      </w:r>
-      <w:r>
-        <w:rPr>
-          <w:b w:val="0"/>
-          <w:u w:val="none"/>
-        </w:rPr>
-        <w:tab/>
-      </w:r>
-      <w:r>
-        <w:rPr>
-          <w:b w:val="0"/>
-          <w:u w:val="none"/>
-        </w:rPr>
-        <w:tab/>
-      </w:r>
-      <w:r>
-        <w:rPr>
-          <w:b w:val="0"/>
-          <w:u w:val="none"/>
-        </w:rPr>
-        <w:tab/>
-      </w:r>
-      <w:r>
-        <w:rPr>
-          <w:b w:val="0"/>
-          <w:u w:val="none"/>
-        </w:rPr>
-        <w:tab/>
-      </w:r>
-      <w:r>
-        <w:rPr>
-          <w:b w:val="0"/>
-          <w:u w:val="none"/>
-        </w:rPr>
-        <w:tab/>
-      </w:r>
-      <w:r>
-        <w:rPr>
-          <w:b w:val="0"/>
-          <w:u w:val="none"/>
-        </w:rPr>
-        <w:tab/>
-      </w:r>
-      <w:r>
-        <w:rPr>
-          <w:b w:val="0"/>
-          <w:u w:val="none"/>
-        </w:rPr>
-        <w:tab/>
-      </w:r>
-      <w:r>
-        <w:rPr>
-          <w:b w:val="0"/>
-          <w:u w:val="none"/>
-        </w:rPr>
-        <w:tab/>
-        <w:t> </w:t>
-      </w:r>
-      <w:r>
-        <w:rPr>
-          <w:b w:val="0"/>
-          <w:u w:val="none"/>
-        </w:rPr>
-        <w:tab/>
-      </w:r>
-      <w:r>
-        <w:rPr>
-          <w:b w:val="0"/>
-          <w:u w:val="none"/>
-        </w:rPr>
-        <w:tab/>
-      </w:r>
-      <w:r>
-        <w:rPr>
-          <w:b w:val="0"/>
-          <w:u w:val="none"/>
-        </w:rPr>
-        <w:tab/>
-        <w:t>Q </w:t>
+      </w:pPr>
+      <w:r>
+        <w:t>__________________________________________________________________________</w:t>
       </w:r>
     </w:p>
     <w:p>
@@ -491,18 +425,27 @@
       <w:pPr>
         <w:pStyle w:val="1EbeneStandarttext"/>
       </w:pPr>
-      <w:r>
-        <w:t>__________________________________________________________________________</w:t>
-      </w:r>
     </w:p>
     <w:p>
       <w:pPr>
         <w:pStyle w:val="1EbeneStandarttext"/>
-      </w:pPr>
+        <w:rPr>
+          <w:bCs/>
+        </w:rPr>
+      </w:pPr>
+      <w:r>
+        <w:rPr>
+          <w:bCs/>
+        </w:rPr>
+        <w:t>Wo werden Blutzellen gebildet?</w:t>
+      </w:r>
     </w:p>
     <w:p>
       <w:pPr>
         <w:pStyle w:val="1EbeneStandarttext"/>
+        <w:rPr>
+          <w:bCs/>
+        </w:rPr>
       </w:pPr>
     </w:p>
     <w:p>
@@ -512,32 +455,10 @@
           <w:bCs/>
         </w:rPr>
       </w:pPr>
-      <w:r>
-        <w:rPr>
-          <w:bCs/>
-        </w:rPr>
-        <w:t>Wo werden Blutzellen gebildet?</w:t>
-      </w:r>
     </w:p>
     <w:p>
       <w:pPr>
         <w:pStyle w:val="1EbeneStandarttext"/>
-        <w:rPr>
-          <w:bCs/>
-        </w:rPr>
-      </w:pPr>
-    </w:p>
-    <w:p>
-      <w:pPr>
-        <w:pStyle w:val="1EbeneStandarttext"/>
-        <w:rPr>
-          <w:bCs/>
-        </w:rPr>
-      </w:pPr>
-    </w:p>
-    <w:p>
-      <w:pPr>
-        <w:pStyle w:val="1EbeneStandarttext"/>
       </w:pPr>
       <w:r>
         <w:rPr>
@@ -547,8 +468,12 @@
       </w:r>
     </w:p>
     <w:sectPr>
+      <w:headerReference w:type="even" r:id="rId11"/>
       <w:headerReference w:type="default" r:id="rId12"/>
-      <w:footerReference w:type="default" r:id="rId13"/>
+      <w:footerReference w:type="even" r:id="rId13"/>
+      <w:footerReference w:type="default" r:id="rId14"/>
+      <w:headerReference w:type="first" r:id="rId15"/>
+      <w:footerReference w:type="first" r:id="rId16"/>
       <w:pgSz w:w="11906" w:h="16838"/>
       <w:pgMar w:top="1417" w:right="1417" w:bottom="1134" w:left="1417" w:header="708" w:footer="708" w:gutter="0"/>
       <w:cols w:space="708"/>
@@ -578,6 +503,16 @@
 </file>
 
 <file path=word/footer1.xml><?xml version="1.0" encoding="utf-8"?>
+<w:ftr xmlns:wpc="http://schemas.microsoft.com/office/word/2010/wordprocessingCanvas" xmlns:cx="http://schemas.microsoft.com/office/drawing/2014/chartex" xmlns:cx1="http://schemas.microsoft.com/office/drawing/2015/9/8/chartex" xmlns:cx2="http://schemas.microsoft.com/office/drawing/2015/10/21/chartex" xmlns:cx3="http://schemas.microsoft.com/office/drawing/2016/5/9/chartex" xmlns:cx4="http://schemas.microsoft.com/office/drawing/2016/5/10/chartex" xmlns:cx5="http://schemas.microsoft.com/office/drawing/2016/5/11/chartex" xmlns:cx6="http://schemas.microsoft.com/office/drawing/2016/5/12/chartex" xmlns:cx7="http://schemas.microsoft.com/office/drawing/2016/5/13/chartex" xmlns:cx8="http://schemas.microsoft.com/office/drawing/2016/5/14/chartex" xmlns:mc="http://schemas.openxmlformats.org/markup-compatibility/2006" xmlns:aink="http://schemas.microsoft.com/office/drawing/2016/ink" xmlns:am3d="http://schemas.microsoft.com/office/drawing/2017/model3d" xmlns:o="urn:schemas-microsoft-com:office:office" xmlns:oel="http://schemas.microsoft.com/office/2019/extlst" xmlns:r="http://schemas.openxmlformats.org/officeDocument/2006/relationships" xmlns:m="http://schemas.openxmlformats.org/officeDocument/2006/math" xmlns:v="urn:schemas-microsoft-com:vml" xmlns:wp14="http://schemas.microsoft.com/office/word/2010/wordprocessingDrawing" xmlns:wp="http://schemas.openxmlformats.org/drawingml/2006/wordprocessingDrawing" xmlns:w10="urn:schemas-microsoft-com:office:word" xmlns:w="http://schemas.openxmlformats.org/wordprocessingml/2006/main" xmlns:w14="http://schemas.microsoft.com/office/word/2010/wordml" xmlns:w15="http://schemas.microsoft.com/office/word/2012/wordml" xmlns:w16cex="http://schemas.microsoft.com/office/word/2018/wordml/cex" xmlns:w16cid="http://schemas.microsoft.com/office/word/2016/wordml/cid" xmlns:w16="http://schemas.microsoft.com/office/word/2018/wordml" xmlns:w16du="http://schemas.microsoft.com/office/word/2023/wordml/word16du" xmlns:w16sdtdh="http://schemas.microsoft.com/office/word/2020/wordml/sdtdatahash" xmlns:w16sdtfl="http://schemas.microsoft.com/office/word/2024/wordml/sdtformatlock" xmlns:w16se="http://schemas.microsoft.com/office/word/2015/wordml/symex" xmlns:wpg="http://schemas.microsoft.com/office/word/2010/wordprocessingGroup" xmlns:wpi="http://schemas.microsoft.com/office/word/2010/wordprocessingInk" xmlns:wne="http://schemas.microsoft.com/office/word/2006/wordml" xmlns:wps="http://schemas.microsoft.com/office/word/2010/wordprocessingShape" mc:Ignorable="w14 w15 w16se w16cid w16 w16cex w16sdtdh w16sdtfl w16du wp14">
+  <w:p>
+    <w:pPr>
+      <w:pStyle w:val="Fuzeile"/>
+    </w:pPr>
+  </w:p>
+</w:ftr>
+</file>
+
+<file path=word/footer2.xml><?xml version="1.0" encoding="utf-8"?>
 <w:ftr xmlns:wpc="http://schemas.microsoft.com/office/word/2010/wordprocessingCanvas" xmlns:cx="http://schemas.microsoft.com/office/drawing/2014/chartex" xmlns:cx1="http://schemas.microsoft.com/office/drawing/2015/9/8/chartex" xmlns:cx2="http://schemas.microsoft.com/office/drawing/2015/10/21/chartex" xmlns:cx3="http://schemas.microsoft.com/office/drawing/2016/5/9/chartex" xmlns:cx4="http://schemas.microsoft.com/office/drawing/2016/5/10/chartex" xmlns:cx5="http://schemas.microsoft.com/office/drawing/2016/5/11/chartex" xmlns:cx6="http://schemas.microsoft.com/office/drawing/2016/5/12/chartex" xmlns:cx7="http://schemas.microsoft.com/office/drawing/2016/5/13/chartex" xmlns:cx8="http://schemas.microsoft.com/office/drawing/2016/5/14/chartex" xmlns:mc="http://schemas.openxmlformats.org/markup-compatibility/2006" xmlns:aink="http://schemas.microsoft.com/office/drawing/2016/ink" xmlns:am3d="http://schemas.microsoft.com/office/drawing/2017/model3d" xmlns:o="urn:schemas-microsoft-com:office:office" xmlns:oel="http://schemas.microsoft.com/office/2019/extlst" xmlns:r="http://schemas.openxmlformats.org/officeDocument/2006/relationships" xmlns:m="http://schemas.openxmlformats.org/officeDocument/2006/math" xmlns:v="urn:schemas-microsoft-com:vml" xmlns:wp14="http://schemas.microsoft.com/office/word/2010/wordprocessingDrawing" xmlns:wp="http://schemas.openxmlformats.org/drawingml/2006/wordprocessingDrawing" xmlns:w10="urn:schemas-microsoft-com:office:word" xmlns:w="http://schemas.openxmlformats.org/wordprocessingml/2006/main" xmlns:w14="http://schemas.microsoft.com/office/word/2010/wordml" xmlns:w15="http://schemas.microsoft.com/office/word/2012/wordml" xmlns:w16cex="http://schemas.microsoft.com/office/word/2018/wordml/cex" xmlns:w16cid="http://schemas.microsoft.com/office/word/2016/wordml/cid" xmlns:w16="http://schemas.microsoft.com/office/word/2018/wordml" xmlns:w16du="http://schemas.microsoft.com/office/word/2023/wordml/word16du" xmlns:w16sdtdh="http://schemas.microsoft.com/office/word/2020/wordml/sdtdatahash" xmlns:w16sdtfl="http://schemas.microsoft.com/office/word/2024/wordml/sdtformatlock" xmlns:w16se="http://schemas.microsoft.com/office/word/2015/wordml/symex" xmlns:wpg="http://schemas.microsoft.com/office/word/2010/wordprocessingGroup" xmlns:wpi="http://schemas.microsoft.com/office/word/2010/wordprocessingInk" xmlns:wne="http://schemas.microsoft.com/office/word/2006/wordml" xmlns:wps="http://schemas.microsoft.com/office/word/2010/wordprocessingShape" mc:Ignorable="w14 w15 w16se w16cid w16 w16cex w16sdtdh w16sdtfl w16du wp14">
   <w:p>
     <w:pPr>
@@ -688,35 +623,29 @@
     <w:sdt>
       <w:sdtPr>
         <w:id w:val="-259292323"/>
-        <w:date w:fullDate="2023-09-28T00:00:00Z">
+        <w:date w:fullDate="2026-09-28T00:00:00Z">
           <w:dateFormat w:val="dd.MM.yyyy"/>
           <w:lid w:val="de-CH"/>
           <w:storeMappedDataAs w:val="dateTime"/>
           <w:calendar w:val="gregorian"/>
         </w:date>
       </w:sdtPr>
+      <w:sdtEndPr/>
       <w:sdtContent>
         <w:r>
-          <w:t>28.09.2023</w:t>
+          <w:t>28.09.202</w:t>
+        </w:r>
+        <w:r>
+          <w:t>6</w:t>
         </w:r>
       </w:sdtContent>
     </w:sdt>
     <w:r>
       <w:t xml:space="preserve"> / </w:t>
     </w:r>
-    <w:proofErr w:type="spellStart"/>
     <w:r>
-      <w:t>YaWu</w:t>
+      <w:t>YaWu / EdCa / KiDa</w:t>
     </w:r>
-    <w:proofErr w:type="spellEnd"/>
-    <w:r>
-      <w:t xml:space="preserve"> / EdCa / </w:t>
-    </w:r>
-    <w:proofErr w:type="spellStart"/>
-    <w:r>
-      <w:t>KiDa</w:t>
-    </w:r>
-    <w:proofErr w:type="spellEnd"/>
     <w:r>
       <w:ptab w:relativeTo="margin" w:alignment="center" w:leader="none"/>
     </w:r>
@@ -805,6 +734,16 @@
       </w:rPr>
       <w:fldChar w:fldCharType="end"/>
     </w:r>
+  </w:p>
+</w:ftr>
+</file>
+
+<file path=word/footer3.xml><?xml version="1.0" encoding="utf-8"?>
+<w:ftr xmlns:wpc="http://schemas.microsoft.com/office/word/2010/wordprocessingCanvas" xmlns:cx="http://schemas.microsoft.com/office/drawing/2014/chartex" xmlns:cx1="http://schemas.microsoft.com/office/drawing/2015/9/8/chartex" xmlns:cx2="http://schemas.microsoft.com/office/drawing/2015/10/21/chartex" xmlns:cx3="http://schemas.microsoft.com/office/drawing/2016/5/9/chartex" xmlns:cx4="http://schemas.microsoft.com/office/drawing/2016/5/10/chartex" xmlns:cx5="http://schemas.microsoft.com/office/drawing/2016/5/11/chartex" xmlns:cx6="http://schemas.microsoft.com/office/drawing/2016/5/12/chartex" xmlns:cx7="http://schemas.microsoft.com/office/drawing/2016/5/13/chartex" xmlns:cx8="http://schemas.microsoft.com/office/drawing/2016/5/14/chartex" xmlns:mc="http://schemas.openxmlformats.org/markup-compatibility/2006" xmlns:aink="http://schemas.microsoft.com/office/drawing/2016/ink" xmlns:am3d="http://schemas.microsoft.com/office/drawing/2017/model3d" xmlns:o="urn:schemas-microsoft-com:office:office" xmlns:oel="http://schemas.microsoft.com/office/2019/extlst" xmlns:r="http://schemas.openxmlformats.org/officeDocument/2006/relationships" xmlns:m="http://schemas.openxmlformats.org/officeDocument/2006/math" xmlns:v="urn:schemas-microsoft-com:vml" xmlns:wp14="http://schemas.microsoft.com/office/word/2010/wordprocessingDrawing" xmlns:wp="http://schemas.openxmlformats.org/drawingml/2006/wordprocessingDrawing" xmlns:w10="urn:schemas-microsoft-com:office:word" xmlns:w="http://schemas.openxmlformats.org/wordprocessingml/2006/main" xmlns:w14="http://schemas.microsoft.com/office/word/2010/wordml" xmlns:w15="http://schemas.microsoft.com/office/word/2012/wordml" xmlns:w16cex="http://schemas.microsoft.com/office/word/2018/wordml/cex" xmlns:w16cid="http://schemas.microsoft.com/office/word/2016/wordml/cid" xmlns:w16="http://schemas.microsoft.com/office/word/2018/wordml" xmlns:w16du="http://schemas.microsoft.com/office/word/2023/wordml/word16du" xmlns:w16sdtdh="http://schemas.microsoft.com/office/word/2020/wordml/sdtdatahash" xmlns:w16sdtfl="http://schemas.microsoft.com/office/word/2024/wordml/sdtformatlock" xmlns:w16se="http://schemas.microsoft.com/office/word/2015/wordml/symex" xmlns:wpg="http://schemas.microsoft.com/office/word/2010/wordprocessingGroup" xmlns:wpi="http://schemas.microsoft.com/office/word/2010/wordprocessingInk" xmlns:wne="http://schemas.microsoft.com/office/word/2006/wordml" xmlns:wps="http://schemas.microsoft.com/office/word/2010/wordprocessingShape" mc:Ignorable="w14 w15 w16se w16cid w16 w16cex w16sdtdh w16sdtfl w16du wp14">
+  <w:p>
+    <w:pPr>
+      <w:pStyle w:val="Fuzeile"/>
+    </w:pPr>
   </w:p>
 </w:ftr>
 </file>
@@ -829,6 +768,16 @@
 </file>
 
 <file path=word/header1.xml><?xml version="1.0" encoding="utf-8"?>
+<w:hdr xmlns:wpc="http://schemas.microsoft.com/office/word/2010/wordprocessingCanvas" xmlns:cx="http://schemas.microsoft.com/office/drawing/2014/chartex" xmlns:cx1="http://schemas.microsoft.com/office/drawing/2015/9/8/chartex" xmlns:cx2="http://schemas.microsoft.com/office/drawing/2015/10/21/chartex" xmlns:cx3="http://schemas.microsoft.com/office/drawing/2016/5/9/chartex" xmlns:cx4="http://schemas.microsoft.com/office/drawing/2016/5/10/chartex" xmlns:cx5="http://schemas.microsoft.com/office/drawing/2016/5/11/chartex" xmlns:cx6="http://schemas.microsoft.com/office/drawing/2016/5/12/chartex" xmlns:cx7="http://schemas.microsoft.com/office/drawing/2016/5/13/chartex" xmlns:cx8="http://schemas.microsoft.com/office/drawing/2016/5/14/chartex" xmlns:mc="http://schemas.openxmlformats.org/markup-compatibility/2006" xmlns:aink="http://schemas.microsoft.com/office/drawing/2016/ink" xmlns:am3d="http://schemas.microsoft.com/office/drawing/2017/model3d" xmlns:o="urn:schemas-microsoft-com:office:office" xmlns:oel="http://schemas.microsoft.com/office/2019/extlst" xmlns:r="http://schemas.openxmlformats.org/officeDocument/2006/relationships" xmlns:m="http://schemas.openxmlformats.org/officeDocument/2006/math" xmlns:v="urn:schemas-microsoft-com:vml" xmlns:wp14="http://schemas.microsoft.com/office/word/2010/wordprocessingDrawing" xmlns:wp="http://schemas.openxmlformats.org/drawingml/2006/wordprocessingDrawing" xmlns:w10="urn:schemas-microsoft-com:office:word" xmlns:w="http://schemas.openxmlformats.org/wordprocessingml/2006/main" xmlns:w14="http://schemas.microsoft.com/office/word/2010/wordml" xmlns:w15="http://schemas.microsoft.com/office/word/2012/wordml" xmlns:w16cex="http://schemas.microsoft.com/office/word/2018/wordml/cex" xmlns:w16cid="http://schemas.microsoft.com/office/word/2016/wordml/cid" xmlns:w16="http://schemas.microsoft.com/office/word/2018/wordml" xmlns:w16du="http://schemas.microsoft.com/office/word/2023/wordml/word16du" xmlns:w16sdtdh="http://schemas.microsoft.com/office/word/2020/wordml/sdtdatahash" xmlns:w16sdtfl="http://schemas.microsoft.com/office/word/2024/wordml/sdtformatlock" xmlns:w16se="http://schemas.microsoft.com/office/word/2015/wordml/symex" xmlns:wpg="http://schemas.microsoft.com/office/word/2010/wordprocessingGroup" xmlns:wpi="http://schemas.microsoft.com/office/word/2010/wordprocessingInk" xmlns:wne="http://schemas.microsoft.com/office/word/2006/wordml" xmlns:wps="http://schemas.microsoft.com/office/word/2010/wordprocessingShape" mc:Ignorable="w14 w15 w16se w16cid w16 w16cex w16sdtdh w16sdtfl w16du wp14">
+  <w:p>
+    <w:pPr>
+      <w:pStyle w:val="Kopfzeile"/>
+    </w:pPr>
+  </w:p>
+</w:hdr>
+</file>
+
+<file path=word/header2.xml><?xml version="1.0" encoding="utf-8"?>
 <w:hdr xmlns:wpc="http://schemas.microsoft.com/office/word/2010/wordprocessingCanvas" xmlns:cx="http://schemas.microsoft.com/office/drawing/2014/chartex" xmlns:cx1="http://schemas.microsoft.com/office/drawing/2015/9/8/chartex" xmlns:cx2="http://schemas.microsoft.com/office/drawing/2015/10/21/chartex" xmlns:cx3="http://schemas.microsoft.com/office/drawing/2016/5/9/chartex" xmlns:cx4="http://schemas.microsoft.com/office/drawing/2016/5/10/chartex" xmlns:cx5="http://schemas.microsoft.com/office/drawing/2016/5/11/chartex" xmlns:cx6="http://schemas.microsoft.com/office/drawing/2016/5/12/chartex" xmlns:cx7="http://schemas.microsoft.com/office/drawing/2016/5/13/chartex" xmlns:cx8="http://schemas.microsoft.com/office/drawing/2016/5/14/chartex" xmlns:mc="http://schemas.openxmlformats.org/markup-compatibility/2006" xmlns:aink="http://schemas.microsoft.com/office/drawing/2016/ink" xmlns:am3d="http://schemas.microsoft.com/office/drawing/2017/model3d" xmlns:o="urn:schemas-microsoft-com:office:office" xmlns:oel="http://schemas.microsoft.com/office/2019/extlst" xmlns:r="http://schemas.openxmlformats.org/officeDocument/2006/relationships" xmlns:m="http://schemas.openxmlformats.org/officeDocument/2006/math" xmlns:v="urn:schemas-microsoft-com:vml" xmlns:wp14="http://schemas.microsoft.com/office/word/2010/wordprocessingDrawing" xmlns:wp="http://schemas.openxmlformats.org/drawingml/2006/wordprocessingDrawing" xmlns:w10="urn:schemas-microsoft-com:office:word" xmlns:w="http://schemas.openxmlformats.org/wordprocessingml/2006/main" xmlns:w14="http://schemas.microsoft.com/office/word/2010/wordml" xmlns:w15="http://schemas.microsoft.com/office/word/2012/wordml" xmlns:w16cex="http://schemas.microsoft.com/office/word/2018/wordml/cex" xmlns:w16cid="http://schemas.microsoft.com/office/word/2016/wordml/cid" xmlns:w16="http://schemas.microsoft.com/office/word/2018/wordml" xmlns:w16du="http://schemas.microsoft.com/office/word/2023/wordml/word16du" xmlns:w16sdtdh="http://schemas.microsoft.com/office/word/2020/wordml/sdtdatahash" xmlns:w16sdtfl="http://schemas.microsoft.com/office/word/2024/wordml/sdtformatlock" xmlns:w16se="http://schemas.microsoft.com/office/word/2015/wordml/symex" xmlns:wpg="http://schemas.microsoft.com/office/word/2010/wordprocessingGroup" xmlns:wpi="http://schemas.microsoft.com/office/word/2010/wordprocessingInk" xmlns:wne="http://schemas.microsoft.com/office/word/2006/wordml" xmlns:wps="http://schemas.microsoft.com/office/word/2010/wordprocessingShape" mc:Ignorable="w14 w15 w16se w16cid w16 w16cex w16sdtdh w16sdtfl w16du wp14">
   <w:p>
     <w:pPr>
@@ -964,6 +913,16 @@
     </w:r>
   </w:p>
   <w:bookmarkEnd w:id="0"/>
+</w:hdr>
+</file>
+
+<file path=word/header3.xml><?xml version="1.0" encoding="utf-8"?>
+<w:hdr xmlns:wpc="http://schemas.microsoft.com/office/word/2010/wordprocessingCanvas" xmlns:cx="http://schemas.microsoft.com/office/drawing/2014/chartex" xmlns:cx1="http://schemas.microsoft.com/office/drawing/2015/9/8/chartex" xmlns:cx2="http://schemas.microsoft.com/office/drawing/2015/10/21/chartex" xmlns:cx3="http://schemas.microsoft.com/office/drawing/2016/5/9/chartex" xmlns:cx4="http://schemas.microsoft.com/office/drawing/2016/5/10/chartex" xmlns:cx5="http://schemas.microsoft.com/office/drawing/2016/5/11/chartex" xmlns:cx6="http://schemas.microsoft.com/office/drawing/2016/5/12/chartex" xmlns:cx7="http://schemas.microsoft.com/office/drawing/2016/5/13/chartex" xmlns:cx8="http://schemas.microsoft.com/office/drawing/2016/5/14/chartex" xmlns:mc="http://schemas.openxmlformats.org/markup-compatibility/2006" xmlns:aink="http://schemas.microsoft.com/office/drawing/2016/ink" xmlns:am3d="http://schemas.microsoft.com/office/drawing/2017/model3d" xmlns:o="urn:schemas-microsoft-com:office:office" xmlns:oel="http://schemas.microsoft.com/office/2019/extlst" xmlns:r="http://schemas.openxmlformats.org/officeDocument/2006/relationships" xmlns:m="http://schemas.openxmlformats.org/officeDocument/2006/math" xmlns:v="urn:schemas-microsoft-com:vml" xmlns:wp14="http://schemas.microsoft.com/office/word/2010/wordprocessingDrawing" xmlns:wp="http://schemas.openxmlformats.org/drawingml/2006/wordprocessingDrawing" xmlns:w10="urn:schemas-microsoft-com:office:word" xmlns:w="http://schemas.openxmlformats.org/wordprocessingml/2006/main" xmlns:w14="http://schemas.microsoft.com/office/word/2010/wordml" xmlns:w15="http://schemas.microsoft.com/office/word/2012/wordml" xmlns:w16cex="http://schemas.microsoft.com/office/word/2018/wordml/cex" xmlns:w16cid="http://schemas.microsoft.com/office/word/2016/wordml/cid" xmlns:w16="http://schemas.microsoft.com/office/word/2018/wordml" xmlns:w16du="http://schemas.microsoft.com/office/word/2023/wordml/word16du" xmlns:w16sdtdh="http://schemas.microsoft.com/office/word/2020/wordml/sdtdatahash" xmlns:w16sdtfl="http://schemas.microsoft.com/office/word/2024/wordml/sdtformatlock" xmlns:w16se="http://schemas.microsoft.com/office/word/2015/wordml/symex" xmlns:wpg="http://schemas.microsoft.com/office/word/2010/wordprocessingGroup" xmlns:wpi="http://schemas.microsoft.com/office/word/2010/wordprocessingInk" xmlns:wne="http://schemas.microsoft.com/office/word/2006/wordml" xmlns:wps="http://schemas.microsoft.com/office/word/2010/wordprocessingShape" mc:Ignorable="w14 w15 w16se w16cid w16 w16cex w16sdtdh w16sdtfl w16du wp14">
+  <w:p>
+    <w:pPr>
+      <w:pStyle w:val="Kopfzeile"/>
+    </w:pPr>
+  </w:p>
 </w:hdr>
 </file>
 
